--- a/EXPORTS/DOCX/published/niveau2/Dutch/MilitaryAndNavy.docx
+++ b/EXPORTS/DOCX/published/niveau2/Dutch/MilitaryAndNavy.docx
@@ -414,7 +414,7 @@
           <w:sz w:val="24"/>
           <w:u w:val="single"/>
         </w:rPr>
-        <w:hyperlink r:id="rId12" w:history="1">
+        <w:hyperlink r:id="rId11" w:history="1">
           <w:r>
             <w:rPr>
               <w:rStyle w:val="Hyperlink"/>
@@ -900,7 +900,25 @@
           <w:color w:val="000000"/>
           <w:sz w:val="24"/>
         </w:rPr>
-        <w:t>werden tienduizenden vrijwillige en dienstplichtige soldaten uit h</w:t>
+        <w:t>werden tienduizenden vrijwillige en die</w:t>
+      </w:r>
+      <w:r>
+        <w:rPr>
+          <w:u w:val="single" w:color="0000ff"/>
+          <w:rFonts w:ascii="Charis SIL Regular" w:hAnsi="Charis SIL Regular" w:eastAsia="Charis SIL Regular"/>
+          <w:b w:val="0"/>
+          <w:i w:val="0"/>
+          <w:color w:val="000000"/>
+          <w:sz w:val="24"/>
+        </w:rPr>
+        <w:hyperlink r:id="rId14" w:history="1">
+          <w:r>
+            <w:rPr>
+              <w:rStyle w:val="Hyperlink"/>
+            </w:rPr>
+            <w:t>nstplichtige soldaten uit h</w:t>
+          </w:r>
+        </w:hyperlink>
       </w:r>
       <w:r>
         <w:rPr>
